--- a/assets/resume/ArtemGusevResume.docx
+++ b/assets/resume/ArtemGusevResume.docx
@@ -212,7 +212,19 @@
         <w:rPr>
           <w:color w:val="auto"/>
         </w:rPr>
-        <w:t xml:space="preserve">Game Development </w:t>
+        <w:t xml:space="preserve">Game </w:t>
+      </w:r>
+      <w:r>
+        <w:rPr>
+          <w:color w:val="auto"/>
+        </w:rPr>
+        <w:t>Development</w:t>
+      </w:r>
+      <w:r>
+        <w:rPr>
+          <w:color w:val="auto"/>
+        </w:rPr>
+        <w:t xml:space="preserve"> </w:t>
       </w:r>
       <w:r>
         <w:rPr>
@@ -242,25 +254,19 @@
         <w:rPr>
           <w:color w:val="auto"/>
         </w:rPr>
-        <w:t xml:space="preserve">. I am </w:t>
-      </w:r>
-      <w:r>
-        <w:rPr>
-          <w:color w:val="auto"/>
-        </w:rPr>
-        <w:t xml:space="preserve">looking for </w:t>
-      </w:r>
-      <w:r>
-        <w:rPr>
-          <w:color w:val="auto"/>
-        </w:rPr>
-        <w:t xml:space="preserve">a mandatory </w:t>
-      </w:r>
-      <w:r>
-        <w:rPr>
-          <w:color w:val="auto"/>
-        </w:rPr>
-        <w:t>internship</w:t>
+        <w:t>. I am</w:t>
+      </w:r>
+      <w:r>
+        <w:rPr>
+          <w:color w:val="auto"/>
+        </w:rPr>
+        <w:t xml:space="preserve"> passionate about games and I am looking for a chance to utilize my skills to create something </w:t>
+      </w:r>
+      <w:r>
+        <w:rPr>
+          <w:color w:val="auto"/>
+        </w:rPr>
+        <w:t>meaningful</w:t>
       </w:r>
       <w:r>
         <w:rPr>
@@ -348,13 +354,6 @@
           <w:color w:val="auto"/>
         </w:rPr>
         <w:tab/>
-      </w:r>
-      <w:r>
-        <w:rPr>
-          <w:b/>
-          <w:bCs/>
-          <w:color w:val="auto"/>
-        </w:rPr>
         <w:t>Oct. 2025 – Jan. 2026</w:t>
       </w:r>
     </w:p>
@@ -784,7 +783,15 @@
           <w:color w:val="auto"/>
         </w:rPr>
         <w:tab/>
-        <w:t>Oct. 2025 – Jan. 2026</w:t>
+        <w:t xml:space="preserve">Oct. 2025 – </w:t>
+      </w:r>
+      <w:r>
+        <w:rPr>
+          <w:b/>
+          <w:bCs/>
+          <w:color w:val="auto"/>
+        </w:rPr>
+        <w:t>Present</w:t>
       </w:r>
     </w:p>
     <w:p>
